--- a/docs/산출물/5주차/3.모델링 및 평가_수집된 데이터 및 전처리 문서.docx
+++ b/docs/산출물/5주차/3.모델링 및 평가_수집된 데이터 및 전처리 문서.docx
@@ -3180,7 +3180,7 @@
                 <w:sz w:val="18"/>
                 <w:szCs w:val="18"/>
               </w:rPr>
-              <w:t xml:space="preserve">yes</w:t>
+              <w:t xml:space="preserve">conditional</w:t>
             </w:r>
           </w:p>
         </w:tc>
@@ -3216,7 +3216,7 @@
                 <w:sz w:val="18"/>
                 <w:szCs w:val="18"/>
               </w:rPr>
-              <w:t xml:space="preserve">~740건</w:t>
+              <w:t xml:space="preserve">883건</w:t>
             </w:r>
           </w:p>
         </w:tc>
@@ -3252,7 +3252,7 @@
                 <w:sz w:val="18"/>
                 <w:szCs w:val="18"/>
               </w:rPr>
-              <w:t xml:space="preserve">~82건</w:t>
+              <w:t xml:space="preserve">100건</w:t>
             </w:r>
           </w:p>
         </w:tc>
@@ -3288,7 +3288,7 @@
                 <w:sz w:val="18"/>
                 <w:szCs w:val="18"/>
               </w:rPr>
-              <w:t xml:space="preserve">규정상 무조건 허용/가능</w:t>
+              <w:t xml:space="preserve">조건부 허용 (승인/조건 필요)</w:t>
             </w:r>
           </w:p>
         </w:tc>
@@ -3326,7 +3326,7 @@
                 <w:sz w:val="18"/>
                 <w:szCs w:val="18"/>
               </w:rPr>
-              <w:t xml:space="preserve">no</w:t>
+              <w:t xml:space="preserve">yes</w:t>
             </w:r>
           </w:p>
         </w:tc>
@@ -3362,7 +3362,7 @@
                 <w:sz w:val="18"/>
                 <w:szCs w:val="18"/>
               </w:rPr>
-              <w:t xml:space="preserve">~700건</w:t>
+              <w:t xml:space="preserve">772건</w:t>
             </w:r>
           </w:p>
         </w:tc>
@@ -3398,7 +3398,7 @@
                 <w:sz w:val="18"/>
                 <w:szCs w:val="18"/>
               </w:rPr>
-              <w:t xml:space="preserve">~78건</w:t>
+              <w:t xml:space="preserve">100건</w:t>
             </w:r>
           </w:p>
         </w:tc>
@@ -3434,7 +3434,7 @@
                 <w:sz w:val="18"/>
                 <w:szCs w:val="18"/>
               </w:rPr>
-              <w:t xml:space="preserve">규정상 명확히 금지/불가</w:t>
+              <w:t xml:space="preserve">규정상 무조건 허용/가능</w:t>
             </w:r>
           </w:p>
         </w:tc>
@@ -3472,7 +3472,7 @@
                 <w:sz w:val="18"/>
                 <w:szCs w:val="18"/>
               </w:rPr>
-              <w:t xml:space="preserve">conditional</w:t>
+              <w:t xml:space="preserve">no_regulation</w:t>
             </w:r>
           </w:p>
         </w:tc>
@@ -3508,7 +3508,7 @@
                 <w:sz w:val="18"/>
                 <w:szCs w:val="18"/>
               </w:rPr>
-              <w:t xml:space="preserve">~880건</w:t>
+              <w:t xml:space="preserve">665건</w:t>
             </w:r>
           </w:p>
         </w:tc>
@@ -3544,7 +3544,7 @@
                 <w:sz w:val="18"/>
                 <w:szCs w:val="18"/>
               </w:rPr>
-              <w:t xml:space="preserve">~98건</w:t>
+              <w:t xml:space="preserve">67건</w:t>
             </w:r>
           </w:p>
         </w:tc>
@@ -3580,7 +3580,7 @@
                 <w:sz w:val="18"/>
                 <w:szCs w:val="18"/>
               </w:rPr>
-              <w:t xml:space="preserve">조건부 허용 (승인/조건 필요)</w:t>
+              <w:t xml:space="preserve">관련 규정 없음</w:t>
             </w:r>
           </w:p>
         </w:tc>
@@ -3618,7 +3618,7 @@
                 <w:sz w:val="18"/>
                 <w:szCs w:val="18"/>
               </w:rPr>
-              <w:t xml:space="preserve">no_regulation</w:t>
+              <w:t xml:space="preserve">no</w:t>
             </w:r>
           </w:p>
         </w:tc>
@@ -3654,7 +3654,7 @@
                 <w:sz w:val="18"/>
                 <w:szCs w:val="18"/>
               </w:rPr>
-              <w:t xml:space="preserve">~629건</w:t>
+              <w:t xml:space="preserve">629건</w:t>
             </w:r>
           </w:p>
         </w:tc>
@@ -3690,7 +3690,7 @@
                 <w:sz w:val="18"/>
                 <w:szCs w:val="18"/>
               </w:rPr>
-              <w:t xml:space="preserve">~70건</w:t>
+              <w:t xml:space="preserve">61건</w:t>
             </w:r>
           </w:p>
         </w:tc>
@@ -3726,7 +3726,7 @@
                 <w:sz w:val="18"/>
                 <w:szCs w:val="18"/>
               </w:rPr>
-              <w:t xml:space="preserve">관련 규정 없음</w:t>
+              <w:t xml:space="preserve">규정상 명확히 금지/불가</w:t>
             </w:r>
           </w:p>
         </w:tc>
@@ -6480,7 +6480,7 @@
           <w:sz w:val="20"/>
           <w:szCs w:val="20"/>
         </w:rPr>
-        <w:t xml:space="preserve">  ● Judgment v2 학습 완료 후 conditional 정확도 개선 확인 (v1: 75% → 목표 85%+)</w:t>
+        <w:t xml:space="preserve">  ● Judgment v2 학습 완료 후 no/conditional 경계 정확도 개선 확인 (v1: 전체 86.6%, conditional 84% → 목표 90%+)</w:t>
       </w:r>
     </w:p>
     <w:p>

--- a/docs/산출물/5주차/3.모델링 및 평가_수집된 데이터 및 전처리 문서.docx
+++ b/docs/산출물/5주차/3.모델링 및 평가_수집된 데이터 및 전처리 문서.docx
@@ -142,7 +142,7 @@
           <w:sz w:val="20"/>
           <w:szCs w:val="20"/>
         </w:rPr>
-        <w:t xml:space="preserve">  ● 제출 일자 : 2026.03.05</w:t>
+        <w:t xml:space="preserve">  ● 제출 일자 : 2026.03.11</w:t>
       </w:r>
     </w:p>
     <w:p>
@@ -550,7 +550,7 @@
           <w:sz w:val="20"/>
           <w:szCs w:val="20"/>
         </w:rPr>
-        <w:t xml:space="preserve">2026.02.17 ~ 03.05 (약 17일)</w:t>
+        <w:t xml:space="preserve">2026.02.17 ~ 03.11 (약 23일)</w:t>
       </w:r>
     </w:p>
     <w:p>
@@ -604,7 +604,8 @@
           <w:sz w:val="20"/>
           <w:szCs w:val="20"/>
         </w:rPr>
-        <w:t xml:space="preserve">- 전처리 및 정제: 03.04 ~ 03.05</w:t>
+        <w:t xml:space="preserve">- 전처리 및 정제: 03.04 ~ 03.05
+- Document Summary v2 재수집 (신지용): 03.08 ~ 03.11</w:t>
       </w:r>
     </w:p>
     <w:p>
@@ -692,7 +693,7 @@
           <w:sz w:val="20"/>
           <w:szCs w:val="20"/>
         </w:rPr>
-        <w:t xml:space="preserve">학습 데이터 총 11,258건:</w:t>
+        <w:t xml:space="preserve">학습 데이터 총 11,556건:</w:t>
       </w:r>
     </w:p>
     <w:tbl>
@@ -1916,7 +1917,7 @@
                 <w:sz w:val="18"/>
                 <w:szCs w:val="18"/>
               </w:rPr>
-              <w:t xml:space="preserve">702건</w:t>
+              <w:t xml:space="preserve">1,000건</w:t>
             </w:r>
           </w:p>
         </w:tc>
@@ -1988,7 +1989,7 @@
                 <w:sz w:val="18"/>
                 <w:szCs w:val="18"/>
               </w:rPr>
-              <w:t xml:space="preserve">문서 요약 모델 학습</w:t>
+              <w:t xml:space="preserve">문서 요약 모델 학습 (v2 재수집: 신지용)</w:t>
             </w:r>
           </w:p>
         </w:tc>
@@ -2245,6 +2246,60 @@
           <w:szCs w:val="20"/>
         </w:rPr>
         <w:t xml:space="preserve">  ● v2 증강 기법: 경계 케이스, 적대적 패턴, 다중 의도, 초단문, 격식체</w:t>
+      </w:r>
+    </w:p>
+    <w:p>
+      <w:pPr>
+        <w:spacing w:after="40" w:before="0"/>
+        <w:jc w:val="left"/>
+      </w:pPr>
+      <w:r>
+        <w:rPr>
+          <w:rFonts w:ascii="맑은 고딕" w:cs="맑은 고딕" w:eastAsia="맑은 고딕" w:hAnsi="맑은 고딕"/>
+          <w:b w:val="false"/>
+          <w:bCs w:val="false"/>
+          <w:i w:val="false"/>
+          <w:iCs w:val="false"/>
+          <w:sz w:val="20"/>
+          <w:szCs w:val="20"/>
+        </w:rPr>
+        <w:t xml:space="preserve">  ● v2 생성 방법: 멀티 LLM 혼합형 (방법 C) — Claude, GPT, Gemini 각 100개/intent 분업 생성, 경계 쌍은 3개 LLM 교차 검증 (2/3 투표)</w:t>
+      </w:r>
+    </w:p>
+    <w:p>
+      <w:pPr>
+        <w:spacing w:after="40" w:before="0"/>
+        <w:jc w:val="left"/>
+      </w:pPr>
+      <w:r>
+        <w:rPr>
+          <w:rFonts w:ascii="맑은 고딕" w:cs="맑은 고딕" w:eastAsia="맑은 고딕" w:hAnsi="맑은 고딕"/>
+          <w:b w:val="false"/>
+          <w:bCs w:val="false"/>
+          <w:i w:val="false"/>
+          <w:iCs w:val="false"/>
+          <w:sz w:val="20"/>
+          <w:szCs w:val="20"/>
+        </w:rPr>
+        <w:t xml:space="preserve">  ● v2 의도 카테고리: 8개 (규정질의, 문서생성, 문서요약, 문서QA, 일정관리, 이메일, 회의, 일반대화)</w:t>
+      </w:r>
+    </w:p>
+    <w:p>
+      <w:pPr>
+        <w:spacing w:after="40" w:before="0"/>
+        <w:jc w:val="left"/>
+      </w:pPr>
+      <w:r>
+        <w:rPr>
+          <w:rFonts w:ascii="맑은 고딕" w:cs="맑은 고딕" w:eastAsia="맑은 고딕" w:hAnsi="맑은 고딕"/>
+          <w:b w:val="false"/>
+          <w:bCs w:val="false"/>
+          <w:i w:val="false"/>
+          <w:iCs w:val="false"/>
+          <w:sz w:val="20"/>
+          <w:szCs w:val="20"/>
+        </w:rPr>
+        <w:t xml:space="preserve">  ● 비교 모델 3종: klue/bert-base, koelectra-base-v3, distilkobert</w:t>
       </w:r>
     </w:p>
     <w:p>
@@ -4332,7 +4387,7 @@
                 <w:sz w:val="18"/>
                 <w:szCs w:val="18"/>
               </w:rPr>
-              <w:t xml:space="preserve">702건</w:t>
+              <w:t xml:space="preserve">1,000건</w:t>
             </w:r>
           </w:p>
         </w:tc>
@@ -4368,7 +4423,7 @@
                 <w:sz w:val="18"/>
                 <w:szCs w:val="18"/>
               </w:rPr>
-              <w:t xml:space="preserve">AIHub</w:t>
+              <w:t xml:space="preserve">AIHub 300 + GPT-4o 합성 700</w:t>
             </w:r>
           </w:p>
         </w:tc>
@@ -4404,12 +4459,155 @@
                 <w:sz w:val="18"/>
                 <w:szCs w:val="18"/>
               </w:rPr>
-              <w:t xml:space="preserve">문서 요약</w:t>
+              <w:t xml:space="preserve">문서 요약 (태그+요약 형식)</w:t>
             </w:r>
           </w:p>
         </w:tc>
       </w:tr>
     </w:tbl>
+    <w:p>
+      <w:pPr>
+        <w:spacing w:after="140" w:before="300"/>
+      </w:pPr>
+      <w:r>
+        <w:rPr>
+          <w:rFonts w:ascii="맑은 고딕" w:cs="맑은 고딕" w:eastAsia="맑은 고딕" w:hAnsi="맑은 고딕"/>
+          <w:b/>
+          <w:bCs/>
+          <w:i w:val="false"/>
+          <w:iCs w:val="false"/>
+          <w:sz w:val="20"/>
+          <w:szCs w:val="20"/>
+        </w:rPr>
+        <w:t xml:space="preserve">Document Summary v2 재수집 (신지용)</w:t>
+      </w:r>
+    </w:p>
+    <w:p>
+      <w:pPr>
+        <w:spacing w:after="80" w:before="0"/>
+        <w:jc w:val="left"/>
+      </w:pPr>
+      <w:r>
+        <w:rPr>
+          <w:rFonts w:ascii="맑은 고딕" w:cs="맑은 고딕" w:eastAsia="맑은 고딕" w:hAnsi="맑은 고딕"/>
+          <w:b w:val="false"/>
+          <w:bCs w:val="false"/>
+          <w:i w:val="false"/>
+          <w:iCs w:val="false"/>
+          <w:sz w:val="20"/>
+          <w:szCs w:val="20"/>
+        </w:rPr>
+        <w:t xml:space="preserve">기존 v2_summary(702건)의 출력 형식과 데이터 품질을 개선하여 1,000건으로 재수집하였습니다.</w:t>
+      </w:r>
+    </w:p>
+    <w:p>
+      <w:pPr>
+        <w:spacing w:after="40" w:before="0"/>
+        <w:jc w:val="left"/>
+      </w:pPr>
+      <w:r>
+        <w:rPr>
+          <w:rFonts w:ascii="맑은 고딕" w:cs="맑은 고딕" w:eastAsia="맑은 고딕" w:hAnsi="맑은 고딕"/>
+          <w:b w:val="false"/>
+          <w:bCs w:val="false"/>
+          <w:i w:val="false"/>
+          <w:iCs w:val="false"/>
+          <w:sz w:val="20"/>
+          <w:szCs w:val="20"/>
+        </w:rPr>
+        <w:t xml:space="preserve">  ● 변경 사유: 출력 형식을 마크다운에서 태그+요약 형식으로 변경 (프로덕션 일치)</w:t>
+      </w:r>
+    </w:p>
+    <w:p>
+      <w:pPr>
+        <w:spacing w:after="40" w:before="0"/>
+        <w:jc w:val="left"/>
+      </w:pPr>
+      <w:r>
+        <w:rPr>
+          <w:rFonts w:ascii="맑은 고딕" w:cs="맑은 고딕" w:eastAsia="맑은 고딕" w:hAnsi="맑은 고딕"/>
+          <w:b w:val="false"/>
+          <w:bCs w:val="false"/>
+          <w:i w:val="false"/>
+          <w:iCs w:val="false"/>
+          <w:sz w:val="20"/>
+          <w:szCs w:val="20"/>
+        </w:rPr>
+        <w:t xml:space="preserve">  ● 출력 형식: 태그: #태그1 #태그2 ... (3~7개) + 요약: 2~3문장</w:t>
+      </w:r>
+    </w:p>
+    <w:p>
+      <w:pPr>
+        <w:spacing w:after="40" w:before="0"/>
+        <w:jc w:val="left"/>
+      </w:pPr>
+      <w:r>
+        <w:rPr>
+          <w:rFonts w:ascii="맑은 고딕" w:cs="맑은 고딕" w:eastAsia="맑은 고딕" w:hAnsi="맑은 고딕"/>
+          <w:b w:val="false"/>
+          <w:bCs w:val="false"/>
+          <w:i w:val="false"/>
+          <w:iCs w:val="false"/>
+          <w:sz w:val="20"/>
+          <w:szCs w:val="20"/>
+        </w:rPr>
+        <w:t xml:space="preserve">  ● AI Hub 데이터 (300건): 요약문 및 레포트 생성 데이터(SN 582)에서 뉴스, 보도자료, 보고서, 사설, 간행물 5개 카테고리, 길이 구간별 균등 선별 (500~1500자)</w:t>
+      </w:r>
+    </w:p>
+    <w:p>
+      <w:pPr>
+        <w:spacing w:after="40" w:before="0"/>
+        <w:jc w:val="left"/>
+      </w:pPr>
+      <w:r>
+        <w:rPr>
+          <w:rFonts w:ascii="맑은 고딕" w:cs="맑은 고딕" w:eastAsia="맑은 고딕" w:hAnsi="맑은 고딕"/>
+          <w:b w:val="false"/>
+          <w:bCs w:val="false"/>
+          <w:i w:val="false"/>
+          <w:iCs w:val="false"/>
+          <w:sz w:val="20"/>
+          <w:szCs w:val="20"/>
+        </w:rPr>
+        <w:t xml:space="preserve">  ● 합성 데이터 (700건): GPT-4o 2-pass 생성 (Step A: 문서 생성 + Step B: 요약 생성), 회의록/보고서/이메일/사내공지/계약서 등 8개 카테고리, 300~10,000자 범위</w:t>
+      </w:r>
+    </w:p>
+    <w:p>
+      <w:pPr>
+        <w:spacing w:after="40" w:before="0"/>
+        <w:jc w:val="left"/>
+      </w:pPr>
+      <w:r>
+        <w:rPr>
+          <w:rFonts w:ascii="맑은 고딕" w:cs="맑은 고딕" w:eastAsia="맑은 고딕" w:hAnsi="맑은 고딕"/>
+          <w:b w:val="false"/>
+          <w:bCs w:val="false"/>
+          <w:i w:val="false"/>
+          <w:iCs w:val="false"/>
+          <w:sz w:val="20"/>
+          <w:szCs w:val="20"/>
+        </w:rPr>
+        <w:t xml:space="preserve">  ● 검증: 태그 개수(3~7개), 요약 길이(30자 이상), 메타 지시문 복사 감지</w:t>
+      </w:r>
+    </w:p>
+    <w:p>
+      <w:pPr>
+        <w:spacing w:after="40" w:before="0"/>
+        <w:jc w:val="left"/>
+      </w:pPr>
+      <w:r>
+        <w:rPr>
+          <w:rFonts w:ascii="맑은 고딕" w:cs="맑은 고딕" w:eastAsia="맑은 고딕" w:hAnsi="맑은 고딕"/>
+          <w:b w:val="false"/>
+          <w:bCs w:val="false"/>
+          <w:i w:val="false"/>
+          <w:iCs w:val="false"/>
+          <w:sz w:val="20"/>
+          <w:szCs w:val="20"/>
+        </w:rPr>
+        <w:t xml:space="preserve">  ● 학습 설정: Kanana 1.5 8B Instruct + QLoRA (r=16, alpha=32), max_length 8192 tokens</w:t>
+      </w:r>
+    </w:p>
     <w:p>
       <w:r>
         <w:br w:type="page"/>
@@ -6517,6 +6715,42 @@
           <w:szCs w:val="20"/>
         </w:rPr>
         <w:t xml:space="preserve">  ● Document Agent 데이터 품질 검증 후 LoRA v2 학습 진행</w:t>
+      </w:r>
+    </w:p>
+    <w:p>
+      <w:pPr>
+        <w:spacing w:after="40" w:before="0"/>
+        <w:jc w:val="left"/>
+      </w:pPr>
+      <w:r>
+        <w:rPr>
+          <w:rFonts w:ascii="맑은 고딕" w:cs="맑은 고딕" w:eastAsia="맑은 고딕" w:hAnsi="맑은 고딕"/>
+          <w:b w:val="false"/>
+          <w:bCs w:val="false"/>
+          <w:i w:val="false"/>
+          <w:iCs w:val="false"/>
+          <w:sz w:val="20"/>
+          <w:szCs w:val="20"/>
+        </w:rPr>
+        <w:t xml:space="preserve">  ● Document Summary v2 재수집 완료 (1,000건), RunPod A100에서 LoRA 재학습 예정</w:t>
+      </w:r>
+    </w:p>
+    <w:p>
+      <w:pPr>
+        <w:spacing w:after="40" w:before="0"/>
+        <w:jc w:val="left"/>
+      </w:pPr>
+      <w:r>
+        <w:rPr>
+          <w:rFonts w:ascii="맑은 고딕" w:cs="맑은 고딕" w:eastAsia="맑은 고딕" w:hAnsi="맑은 고딕"/>
+          <w:b w:val="false"/>
+          <w:bCs w:val="false"/>
+          <w:i w:val="false"/>
+          <w:iCs w:val="false"/>
+          <w:sz w:val="20"/>
+          <w:szCs w:val="20"/>
+        </w:rPr>
+        <w:t xml:space="preserve">  ● 평가 지표 강화: ROUGE-L + 태그 준수율 + 길이별 성능 분석 (짧은/중간/긴 문서)</w:t>
       </w:r>
     </w:p>
     <w:sectPr>
